--- a/03_Outputs/final scripts/pt/Module 5/5.1.0-pt.docx
+++ b/03_Outputs/final scripts/pt/Module 5/5.1.0-pt.docx
@@ -4,12 +4,12 @@
   <w:body>
     <w:p>
       <w:r>
-        <w:t>Bem-vindo ao Capítulo Um de “Governança de Energia para uma Transição Energética Justa”.</w:t>
+        <w:t>Bem-vindo ao Capítulo Um de “Governança de Energia para uma Transição Energética Justa.”</w:t>
       </w:r>
     </w:p>
     <w:p>
       <w:r>
-        <w:t>Este capítulo faz um ponto central: a transição energética não é apenas sobre tecnologia ou financiamento — trata-se de governança. Quem decide, como as decisões são tomadas e se os benefícios são compartilhados de forma justa determinarão o sucesso ou fracasso.</w:t>
+        <w:t>Este capítulo faz um ponto central: a transição energética não é apenas sobre tecnologia ou financiamento — é sobre governança. Quem decide, como as decisões são tomadas e se os benefícios são compartilhados de forma justa determinarão o sucesso ou fracasso.</w:t>
       </w:r>
     </w:p>
     <w:p>
@@ -24,7 +24,7 @@
     </w:p>
     <w:p>
       <w:r>
-        <w:t>Também examinaremos as barreiras que travam o progresso: o aprisionamento em combustíveis fósseis através de instituições, infraestrutura e comportamento; falhas de mercado que ignoram os custos ambientais; riscos de investimento que desestimulam o capital — especialmente em economias emergentes; e desigualdades que mantêm milhões sem energia acessível, confiável e limpa.</w:t>
+        <w:t>Também examinaremos as barreiras que impedem o progresso: o aprisionamento em combustíveis fósseis através de instituições, infraestrutura e comportamento; falhas de mercado que ignoram os custos ambientais; riscos de investimento que desestimulam o capital — especialmente em economias emergentes; e desigualdades que mantêm milhões sem energia acessível, confiável e limpa.</w:t>
       </w:r>
     </w:p>
     <w:p>
